--- a/docs/spec-driven-development.docx
+++ b/docs/spec-driven-development.docx
@@ -1918,7 +1918,7 @@
                 <w:sz w:val="19"/>
                 <w:szCs w:val="19"/>
               </w:rPr>
-              <w:t xml:space="preserve">A reference solution: a filled-in</w:t>
+              <w:t xml:space="preserve">A reference solution, committed spec first: a first-draft</w:t>
             </w:r>
             <w:r>
               <w:rPr>
@@ -1940,7 +1940,7 @@
                 <w:sz w:val="19"/>
                 <w:szCs w:val="19"/>
               </w:rPr>
-              <w:t xml:space="preserve">,</w:t>
+              <w:t xml:space="preserve">, three</w:t>
             </w:r>
             <w:r>
               <w:rPr>
@@ -1955,6 +1955,35 @@
                 <w:sz w:val="19"/>
                 <w:szCs w:val="19"/>
               </w:rPr>
+              <w:t xml:space="preserve">Spec: ...</w:t>
+            </w:r>
+            <w:r>
+              <w:rPr>
+                <w:sz w:val="19"/>
+                <w:szCs w:val="19"/>
+              </w:rPr>
+              <w:t xml:space="preserve"> </w:t>
+            </w:r>
+            <w:r>
+              <w:rPr>
+                <w:sz w:val="19"/>
+                <w:szCs w:val="19"/>
+              </w:rPr>
+              <w:t xml:space="preserve">commits that patch the gaps implementation exposed, then</w:t>
+            </w:r>
+            <w:r>
+              <w:rPr>
+                <w:sz w:val="19"/>
+                <w:szCs w:val="19"/>
+              </w:rPr>
+              <w:t xml:space="preserve"> </w:t>
+            </w:r>
+            <w:r>
+              <w:rPr>
+                <w:rStyle w:val="VerbatimChar"/>
+                <w:sz w:val="19"/>
+                <w:szCs w:val="19"/>
+              </w:rPr>
               <w:t xml:space="preserve">src/minitrain/early_stopping.py</w:t>
             </w:r>
             <w:r>
@@ -1991,7 +2020,7 @@
                 <w:sz w:val="19"/>
                 <w:szCs w:val="19"/>
               </w:rPr>
-              <w:t xml:space="preserve">and the CLI, tests for every acceptance criterion, and a completed worksheet. Compare with it after you finish.</w:t>
+              <w:t xml:space="preserve">and the CLI, a test for every acceptance criterion, and a completed worksheet. Compare with it after you finish.</w:t>
             </w:r>
           </w:p>
         </w:tc>
@@ -2012,6 +2041,33 @@
           <w:rStyle w:val="NormalTok"/>
         </w:rPr>
         <w:t xml:space="preserve"> fetch origin</w:t>
+      </w:r>
+      <w:r>
+        <w:br/>
+      </w:r>
+      <w:r>
+        <w:rPr>
+          <w:rStyle w:val="FunctionTok"/>
+        </w:rPr>
+        <w:t xml:space="preserve">git</w:t>
+      </w:r>
+      <w:r>
+        <w:rPr>
+          <w:rStyle w:val="NormalTok"/>
+        </w:rPr>
+        <w:t xml:space="preserve"> log </w:t>
+      </w:r>
+      <w:r>
+        <w:rPr>
+          <w:rStyle w:val="AttributeTok"/>
+        </w:rPr>
+        <w:t xml:space="preserve">--oneline</w:t>
+      </w:r>
+      <w:r>
+        <w:rPr>
+          <w:rStyle w:val="NormalTok"/>
+        </w:rPr>
+        <w:t xml:space="preserve"> main..origin/solution/early-stopping</w:t>
       </w:r>
       <w:r>
         <w:br/>

--- a/docs/spec-driven-development.docx
+++ b/docs/spec-driven-development.docx
@@ -1034,13 +1034,91 @@
         <w:pStyle w:val="BodyText"/>
       </w:pPr>
       <w:r>
-        <w:t xml:space="preserve">To do the lab you will push a branch, so fork the repository on GitHub first</w:t>
-      </w:r>
-      <w:r>
-        <w:t xml:space="preserve"> </w:t>
-      </w:r>
-      <w:r>
-        <w:t xml:space="preserve">and clone your fork. To only read and run the code, clone it directly:</w:t>
+        <w:t xml:space="preserve">Check</w:t>
+      </w:r>
+      <w:r>
+        <w:t xml:space="preserve"> </w:t>
+      </w:r>
+      <w:r>
+        <w:rPr>
+          <w:rStyle w:val="VerbatimChar"/>
+        </w:rPr>
+        <w:t xml:space="preserve">python3 --version</w:t>
+      </w:r>
+      <w:r>
+        <w:t xml:space="preserve"> </w:t>
+      </w:r>
+      <w:r>
+        <w:t xml:space="preserve">first: it must print 3.10 or newer. To do the lab</w:t>
+      </w:r>
+      <w:r>
+        <w:t xml:space="preserve"> </w:t>
+      </w:r>
+      <w:r>
+        <w:t xml:space="preserve">you will push a branch, so fork the repository on GitHub first and clone your</w:t>
+      </w:r>
+      <w:r>
+        <w:t xml:space="preserve"> </w:t>
+      </w:r>
+      <w:r>
+        <w:t xml:space="preserve">fork. In GitHub’s fork dialog,</w:t>
+      </w:r>
+      <w:r>
+        <w:t xml:space="preserve"> </w:t>
+      </w:r>
+      <w:r>
+        <w:rPr>
+          <w:b/>
+          <w:bCs/>
+        </w:rPr>
+        <w:t xml:space="preserve">untick</w:t>
+      </w:r>
+      <w:r>
+        <w:rPr>
+          <w:b/>
+          <w:bCs/>
+        </w:rPr>
+        <w:t xml:space="preserve"> </w:t>
+      </w:r>
+      <w:r>
+        <w:rPr>
+          <w:b/>
+          <w:bCs/>
+        </w:rPr>
+        <w:t xml:space="preserve">“Copy the main branch only”</w:t>
+      </w:r>
+      <w:r>
+        <w:t xml:space="preserve"> </w:t>
+      </w:r>
+      <w:r>
+        <w:t xml:space="preserve">so your</w:t>
+      </w:r>
+      <w:r>
+        <w:t xml:space="preserve"> </w:t>
+      </w:r>
+      <w:r>
+        <w:t xml:space="preserve">fork also gets the</w:t>
+      </w:r>
+      <w:r>
+        <w:t xml:space="preserve"> </w:t>
+      </w:r>
+      <w:r>
+        <w:rPr>
+          <w:rStyle w:val="VerbatimChar"/>
+        </w:rPr>
+        <w:t xml:space="preserve">solution/early-stopping</w:t>
+      </w:r>
+      <w:r>
+        <w:t xml:space="preserve"> </w:t>
+      </w:r>
+      <w:r>
+        <w:t xml:space="preserve">branch. To only read and run the</w:t>
+      </w:r>
+      <w:r>
+        <w:t xml:space="preserve"> </w:t>
+      </w:r>
+      <w:r>
+        <w:t xml:space="preserve">code, clone it directly:</w:t>
       </w:r>
     </w:p>
     <w:p>
@@ -1681,7 +1759,7 @@
         <w:t xml:space="preserve"> </w:t>
       </w:r>
       <w:r>
-        <w:t xml:space="preserve">(about 90 minutes).</w:t>
+        <w:t xml:space="preserve">(about 100 minutes).</w:t>
       </w:r>
     </w:p>
     <w:p>
@@ -1716,7 +1794,7 @@
         <w:t xml:space="preserve"> </w:t>
       </w:r>
       <w:r>
-        <w:t xml:space="preserve">(about 75 to 90 minutes).</w:t>
+        <w:t xml:space="preserve">(about 75 to 100 minutes).</w:t>
       </w:r>
     </w:p>
     <w:bookmarkEnd w:id="20"/>
@@ -2091,6 +2169,91 @@
         <w:t xml:space="preserve">--stat</w:t>
       </w:r>
     </w:p>
+    <w:p>
+      <w:pPr>
+        <w:pStyle w:val="FirstParagraph"/>
+      </w:pPr>
+      <w:r>
+        <w:t xml:space="preserve">If your fork has only</w:t>
+      </w:r>
+      <w:r>
+        <w:t xml:space="preserve"> </w:t>
+      </w:r>
+      <w:r>
+        <w:rPr>
+          <w:rStyle w:val="VerbatimChar"/>
+        </w:rPr>
+        <w:t xml:space="preserve">main</w:t>
+      </w:r>
+      <w:r>
+        <w:t xml:space="preserve">, fetch the solution from the upstream repository</w:t>
+      </w:r>
+      <w:r>
+        <w:t xml:space="preserve"> </w:t>
+      </w:r>
+      <w:r>
+        <w:t xml:space="preserve">and use</w:t>
+      </w:r>
+      <w:r>
+        <w:t xml:space="preserve"> </w:t>
+      </w:r>
+      <w:r>
+        <w:rPr>
+          <w:rStyle w:val="VerbatimChar"/>
+        </w:rPr>
+        <w:t xml:space="preserve">upstream/solution/early-stopping</w:t>
+      </w:r>
+      <w:r>
+        <w:t xml:space="preserve"> </w:t>
+      </w:r>
+      <w:r>
+        <w:t xml:space="preserve">in place of</w:t>
+      </w:r>
+      <w:r>
+        <w:t xml:space="preserve"> </w:t>
+      </w:r>
+      <w:r>
+        <w:rPr>
+          <w:rStyle w:val="VerbatimChar"/>
+        </w:rPr>
+        <w:t xml:space="preserve">origin/solution/early-stopping</w:t>
+      </w:r>
+      <w:r>
+        <w:t xml:space="preserve">:</w:t>
+      </w:r>
+    </w:p>
+    <w:p>
+      <w:pPr>
+        <w:pStyle w:val="SourceCode"/>
+      </w:pPr>
+      <w:r>
+        <w:rPr>
+          <w:rStyle w:val="FunctionTok"/>
+        </w:rPr>
+        <w:t xml:space="preserve">git</w:t>
+      </w:r>
+      <w:r>
+        <w:rPr>
+          <w:rStyle w:val="NormalTok"/>
+        </w:rPr>
+        <w:t xml:space="preserve"> remote add upstream https://github.com/ANI-IN/spec-driven-development-python.git</w:t>
+      </w:r>
+      <w:r>
+        <w:br/>
+      </w:r>
+      <w:r>
+        <w:rPr>
+          <w:rStyle w:val="FunctionTok"/>
+        </w:rPr>
+        <w:t xml:space="preserve">git</w:t>
+      </w:r>
+      <w:r>
+        <w:rPr>
+          <w:rStyle w:val="NormalTok"/>
+        </w:rPr>
+        <w:t xml:space="preserve"> fetch upstream solution/early-stopping</w:t>
+      </w:r>
+    </w:p>
     <w:bookmarkEnd w:id="21"/>
     <w:bookmarkStart w:id="22" w:name="quality-gates"/>
     <w:p>
@@ -2443,7 +2606,7 @@
           <w:b/>
           <w:bCs/>
         </w:rPr>
-        <w:t xml:space="preserve">pipeline · Constitution-enforced · Python end to end</w:t>
+        <w:t xml:space="preserve">pipeline · Constitution-checked · Python end to end</w:t>
       </w:r>
     </w:p>
     <w:p>
@@ -2606,13 +2769,34 @@
         <w:t xml:space="preserve"> </w:t>
       </w:r>
       <w:r>
-        <w:t xml:space="preserve">plan the agent must respect. Every requirement is traced to at least one task</w:t>
-      </w:r>
-      <w:r>
-        <w:t xml:space="preserve"> </w:t>
-      </w:r>
-      <w:r>
-        <w:t xml:space="preserve">before the agent writes anything.</w:t>
+        <w:t xml:space="preserve">plan the agent must respect. And</w:t>
+      </w:r>
+      <w:r>
+        <w:t xml:space="preserve"> </w:t>
+      </w:r>
+      <w:r>
+        <w:rPr>
+          <w:rStyle w:val="VerbatimChar"/>
+        </w:rPr>
+        <w:t xml:space="preserve">/speckit-analyze</w:t>
+      </w:r>
+      <w:r>
+        <w:t xml:space="preserve"> </w:t>
+      </w:r>
+      <w:r>
+        <w:t xml:space="preserve">checks that every</w:t>
+      </w:r>
+      <w:r>
+        <w:t xml:space="preserve"> </w:t>
+      </w:r>
+      <w:r>
+        <w:t xml:space="preserve">requirement maps to at least one task before the agent writes anything,</w:t>
+      </w:r>
+      <w:r>
+        <w:t xml:space="preserve"> </w:t>
+      </w:r>
+      <w:r>
+        <w:t xml:space="preserve">flagging the ones that don’t.</w:t>
       </w:r>
     </w:p>
     <w:bookmarkEnd w:id="25"/>
@@ -5175,13 +5359,19 @@
         <w:t xml:space="preserve"> </w:t>
       </w:r>
       <w:r>
-        <w:t xml:space="preserve">about 90 minutes (5 to read the PRD, 20 to write the spec, 40 to</w:t>
-      </w:r>
-      <w:r>
-        <w:t xml:space="preserve"> </w:t>
-      </w:r>
-      <w:r>
-        <w:t xml:space="preserve">build, 15 for tests, 10 to trace defects and lock the build).</w:t>
+        <w:t xml:space="preserve">about 100 minutes: 10 to read the setup material, then 5 to read</w:t>
+      </w:r>
+      <w:r>
+        <w:t xml:space="preserve"> </w:t>
+      </w:r>
+      <w:r>
+        <w:t xml:space="preserve">the PRD, 20 to write the spec, 40 to build, 15 for tests, and 10 to trace</w:t>
+      </w:r>
+      <w:r>
+        <w:t xml:space="preserve"> </w:t>
+      </w:r>
+      <w:r>
+        <w:t xml:space="preserve">defects and lock the build.</w:t>
       </w:r>
     </w:p>
     <w:p>
@@ -6241,7 +6431,28 @@
         <w:t xml:space="preserve">spec.md</w:t>
       </w:r>
       <w:r>
-        <w:t xml:space="preserve">.</w:t>
+        <w:t xml:space="preserve">. (You may see</w:t>
+      </w:r>
+      <w:r>
+        <w:t xml:space="preserve"> </w:t>
+      </w:r>
+      <w:r>
+        <w:rPr>
+          <w:rStyle w:val="VerbatimChar"/>
+        </w:rPr>
+        <w:t xml:space="preserve">/speckit-*</w:t>
+      </w:r>
+      <w:r>
+        <w:t xml:space="preserve"> </w:t>
+      </w:r>
+      <w:r>
+        <w:t xml:space="preserve">skills in the autocomplete menu; they belong to the demo</w:t>
+      </w:r>
+      <w:r>
+        <w:t xml:space="preserve"> </w:t>
+      </w:r>
+      <w:r>
+        <w:t xml:space="preserve">folder, so ignore them here.)</w:t>
       </w:r>
     </w:p>
     <w:p>
@@ -6838,13 +7049,15 @@
         <w:t xml:space="preserve"> </w:t>
       </w:r>
       <w:r>
-        <w:t xml:space="preserve">made when implementation exposed its gaps, and then the code. (If your fork</w:t>
-      </w:r>
-      <w:r>
-        <w:t xml:space="preserve"> </w:t>
-      </w:r>
-      <w:r>
-        <w:t xml:space="preserve">copied only</w:t>
+        <w:t xml:space="preserve">made when implementation exposed its gaps, and then the code.</w:t>
+      </w:r>
+    </w:p>
+    <w:p>
+      <w:pPr>
+        <w:pStyle w:val="BodyText"/>
+      </w:pPr>
+      <w:r>
+        <w:t xml:space="preserve">If your fork has only</w:t>
       </w:r>
       <w:r>
         <w:t xml:space="preserve"> </w:t>
@@ -6856,27 +7069,83 @@
         <w:t xml:space="preserve">main</w:t>
       </w:r>
       <w:r>
-        <w:t xml:space="preserve">, add the original repository as a second remote and fetch</w:t>
-      </w:r>
-      <w:r>
-        <w:t xml:space="preserve"> </w:t>
-      </w:r>
-      <w:r>
-        <w:rPr>
-          <w:rStyle w:val="VerbatimChar"/>
-        </w:rPr>
-        <w:t xml:space="preserve">solution/early-stopping</w:t>
-      </w:r>
-      <w:r>
-        <w:t xml:space="preserve"> </w:t>
-      </w:r>
-      <w:r>
-        <w:t xml:space="preserve">from it.)</w:t>
-      </w:r>
-    </w:p>
-    <w:p>
-      <w:pPr>
-        <w:pStyle w:val="BodyText"/>
+        <w:t xml:space="preserve"> </w:t>
+      </w:r>
+      <w:r>
+        <w:t xml:space="preserve">(GitHub’s default), fetch the solution from the</w:t>
+      </w:r>
+      <w:r>
+        <w:t xml:space="preserve"> </w:t>
+      </w:r>
+      <w:r>
+        <w:t xml:space="preserve">upstream repository, then use</w:t>
+      </w:r>
+      <w:r>
+        <w:t xml:space="preserve"> </w:t>
+      </w:r>
+      <w:r>
+        <w:rPr>
+          <w:rStyle w:val="VerbatimChar"/>
+        </w:rPr>
+        <w:t xml:space="preserve">upstream/solution/early-stopping</w:t>
+      </w:r>
+      <w:r>
+        <w:t xml:space="preserve"> </w:t>
+      </w:r>
+      <w:r>
+        <w:t xml:space="preserve">in place of</w:t>
+      </w:r>
+      <w:r>
+        <w:t xml:space="preserve"> </w:t>
+      </w:r>
+      <w:r>
+        <w:rPr>
+          <w:rStyle w:val="VerbatimChar"/>
+        </w:rPr>
+        <w:t xml:space="preserve">origin/solution/early-stopping</w:t>
+      </w:r>
+      <w:r>
+        <w:t xml:space="preserve"> </w:t>
+      </w:r>
+      <w:r>
+        <w:t xml:space="preserve">in the commands above:</w:t>
+      </w:r>
+    </w:p>
+    <w:p>
+      <w:pPr>
+        <w:pStyle w:val="SourceCode"/>
+      </w:pPr>
+      <w:r>
+        <w:rPr>
+          <w:rStyle w:val="FunctionTok"/>
+        </w:rPr>
+        <w:t xml:space="preserve">git</w:t>
+      </w:r>
+      <w:r>
+        <w:rPr>
+          <w:rStyle w:val="NormalTok"/>
+        </w:rPr>
+        <w:t xml:space="preserve"> remote add upstream https://github.com/ANI-IN/spec-driven-development-python.git</w:t>
+      </w:r>
+      <w:r>
+        <w:br/>
+      </w:r>
+      <w:r>
+        <w:rPr>
+          <w:rStyle w:val="FunctionTok"/>
+        </w:rPr>
+        <w:t xml:space="preserve">git</w:t>
+      </w:r>
+      <w:r>
+        <w:rPr>
+          <w:rStyle w:val="NormalTok"/>
+        </w:rPr>
+        <w:t xml:space="preserve"> fetch upstream solution/early-stopping</w:t>
+      </w:r>
+    </w:p>
+    <w:p>
+      <w:pPr>
+        <w:pStyle w:val="FirstParagraph"/>
       </w:pPr>
       <w:r>
         <w:t xml:space="preserve">Your spec does not have to match it. Look at the decisions it made that yours</w:t>
@@ -10488,7 +10757,7 @@
           <w:b/>
           <w:bCs/>
         </w:rPr>
-        <w:t xml:space="preserve">Full pipeline · Python, FastAPI, Pydantic, pytest · about 75 to 90 minutes</w:t>
+        <w:t xml:space="preserve">Full pipeline · Python, FastAPI, Pydantic, pytest · about 75 to 100 minutes</w:t>
       </w:r>
     </w:p>
     <w:p>
@@ -10539,7 +10808,13 @@
         <w:t xml:space="preserve"> </w:t>
       </w:r>
       <w:r>
-        <w:t xml:space="preserve">add up to about 75 minutes; allow longer for implement on a slow machine.</w:t>
+        <w:t xml:space="preserve">add up to about 75 to 100 minutes, most of the spread being the implement</w:t>
+      </w:r>
+      <w:r>
+        <w:t xml:space="preserve"> </w:t>
+      </w:r>
+      <w:r>
+        <w:t xml:space="preserve">phase.</w:t>
       </w:r>
     </w:p>
     <w:bookmarkStart w:id="90" w:name="why-this-demo"/>
@@ -11459,16 +11734,58 @@
           <w:b/>
           <w:bCs/>
         </w:rPr>
-        <w:t xml:space="preserve">.specify/scripts/python/</w:t>
-      </w:r>
-      <w:r>
-        <w:t xml:space="preserve">:</w:t>
-      </w:r>
-      <w:r>
-        <w:t xml:space="preserve"> </w:t>
-      </w:r>
-      <w:r>
-        <w:t xml:space="preserve">the toolkit’s working area.</w:t>
+        <w:t xml:space="preserve">.specify/scripts/</w:t>
+      </w:r>
+      <w:r>
+        <w:t xml:space="preserve">: the</w:t>
+      </w:r>
+      <w:r>
+        <w:t xml:space="preserve"> </w:t>
+      </w:r>
+      <w:r>
+        <w:t xml:space="preserve">toolkit’s working area.</w:t>
+      </w:r>
+      <w:r>
+        <w:t xml:space="preserve"> </w:t>
+      </w:r>
+      <w:r>
+        <w:rPr>
+          <w:rStyle w:val="VerbatimChar"/>
+        </w:rPr>
+        <w:t xml:space="preserve">--script py</w:t>
+      </w:r>
+      <w:r>
+        <w:t xml:space="preserve"> </w:t>
+      </w:r>
+      <w:r>
+        <w:t xml:space="preserve">makes the skills use</w:t>
+      </w:r>
+      <w:r>
+        <w:t xml:space="preserve"> </w:t>
+      </w:r>
+      <w:r>
+        <w:rPr>
+          <w:rStyle w:val="VerbatimChar"/>
+        </w:rPr>
+        <w:t xml:space="preserve">scripts/python/</w:t>
+      </w:r>
+      <w:r>
+        <w:t xml:space="preserve">; Spec Kit installs</w:t>
+      </w:r>
+      <w:r>
+        <w:t xml:space="preserve"> </w:t>
+      </w:r>
+      <w:r>
+        <w:rPr>
+          <w:rStyle w:val="VerbatimChar"/>
+        </w:rPr>
+        <w:t xml:space="preserve">scripts/bash/</w:t>
+      </w:r>
+      <w:r>
+        <w:t xml:space="preserve"> </w:t>
+      </w:r>
+      <w:r>
+        <w:t xml:space="preserve">alongside it.</w:t>
       </w:r>
     </w:p>
     <w:p>
@@ -11979,19 +12296,117 @@
         <w:pStyle w:val="FirstParagraph"/>
       </w:pPr>
       <w:r>
-        <w:t xml:space="preserve">Commit:</w:t>
-      </w:r>
-      <w:r>
-        <w:t xml:space="preserve"> </w:t>
-      </w:r>
-      <w:r>
-        <w:rPr>
-          <w:rStyle w:val="VerbatimChar"/>
-        </w:rPr>
-        <w:t xml:space="preserve">git add -A &amp;&amp; git commit -m "Add project constitution"</w:t>
-      </w:r>
-      <w:r>
-        <w:t xml:space="preserve">.</w:t>
+        <w:t xml:space="preserve">Commit, keeping Claude Code’s local settings out of git:</w:t>
+      </w:r>
+    </w:p>
+    <w:p>
+      <w:pPr>
+        <w:pStyle w:val="SourceCode"/>
+      </w:pPr>
+      <w:r>
+        <w:rPr>
+          <w:rStyle w:val="BuiltInTok"/>
+        </w:rPr>
+        <w:t xml:space="preserve">echo</w:t>
+      </w:r>
+      <w:r>
+        <w:rPr>
+          <w:rStyle w:val="NormalTok"/>
+        </w:rPr>
+        <w:t xml:space="preserve"> </w:t>
+      </w:r>
+      <w:r>
+        <w:rPr>
+          <w:rStyle w:val="StringTok"/>
+        </w:rPr>
+        <w:t xml:space="preserve">".claude/settings.local.json"</w:t>
+      </w:r>
+      <w:r>
+        <w:rPr>
+          <w:rStyle w:val="NormalTok"/>
+        </w:rPr>
+        <w:t xml:space="preserve"> </w:t>
+      </w:r>
+      <w:r>
+        <w:rPr>
+          <w:rStyle w:val="OperatorTok"/>
+        </w:rPr>
+        <w:t xml:space="preserve">&gt;&gt;</w:t>
+      </w:r>
+      <w:r>
+        <w:rPr>
+          <w:rStyle w:val="NormalTok"/>
+        </w:rPr>
+        <w:t xml:space="preserve"> .gitignore</w:t>
+      </w:r>
+      <w:r>
+        <w:br/>
+      </w:r>
+      <w:r>
+        <w:rPr>
+          <w:rStyle w:val="FunctionTok"/>
+        </w:rPr>
+        <w:t xml:space="preserve">git</w:t>
+      </w:r>
+      <w:r>
+        <w:rPr>
+          <w:rStyle w:val="NormalTok"/>
+        </w:rPr>
+        <w:t xml:space="preserve"> add </w:t>
+      </w:r>
+      <w:r>
+        <w:rPr>
+          <w:rStyle w:val="AttributeTok"/>
+        </w:rPr>
+        <w:t xml:space="preserve">-A</w:t>
+      </w:r>
+      <w:r>
+        <w:rPr>
+          <w:rStyle w:val="NormalTok"/>
+        </w:rPr>
+        <w:t xml:space="preserve"> </w:t>
+      </w:r>
+      <w:r>
+        <w:rPr>
+          <w:rStyle w:val="KeywordTok"/>
+        </w:rPr>
+        <w:t xml:space="preserve">&amp;&amp;</w:t>
+      </w:r>
+      <w:r>
+        <w:rPr>
+          <w:rStyle w:val="NormalTok"/>
+        </w:rPr>
+        <w:t xml:space="preserve"> </w:t>
+      </w:r>
+      <w:r>
+        <w:rPr>
+          <w:rStyle w:val="FunctionTok"/>
+        </w:rPr>
+        <w:t xml:space="preserve">git</w:t>
+      </w:r>
+      <w:r>
+        <w:rPr>
+          <w:rStyle w:val="NormalTok"/>
+        </w:rPr>
+        <w:t xml:space="preserve"> commit </w:t>
+      </w:r>
+      <w:r>
+        <w:rPr>
+          <w:rStyle w:val="AttributeTok"/>
+        </w:rPr>
+        <w:t xml:space="preserve">-m</w:t>
+      </w:r>
+      <w:r>
+        <w:rPr>
+          <w:rStyle w:val="NormalTok"/>
+        </w:rPr>
+        <w:t xml:space="preserve"> </w:t>
+      </w:r>
+      <w:r>
+        <w:rPr>
+          <w:rStyle w:val="StringTok"/>
+        </w:rPr>
+        <w:t xml:space="preserve">"Add project constitution"</w:t>
       </w:r>
     </w:p>
     <w:bookmarkEnd w:id="96"/>
@@ -13044,7 +13459,16 @@
         <w:t xml:space="preserve">suggested MVP scope</w:t>
       </w:r>
       <w:r>
-        <w:t xml:space="preserve">.</w:t>
+        <w:t xml:space="preserve"> </w:t>
+      </w:r>
+      <w:r>
+        <w:t xml:space="preserve">(minimum viable product: the smallest set of</w:t>
+      </w:r>
+      <w:r>
+        <w:t xml:space="preserve"> </w:t>
+      </w:r>
+      <w:r>
+        <w:t xml:space="preserve">phases worth shipping on its own).</w:t>
       </w:r>
     </w:p>
     <w:p>
@@ -13426,7 +13850,7 @@
           <w:i/>
           <w:iCs/>
         </w:rPr>
-        <w:t xml:space="preserve">(about 15 min)</w:t>
+        <w:t xml:space="preserve">(about 15 to 40 min, depending on the machine and the model)</w:t>
       </w:r>
     </w:p>
     <w:p>
@@ -13589,13 +14013,28 @@
         </w:numPr>
       </w:pPr>
       <w:r>
-        <w:t xml:space="preserve">Each phase should end green before the next one starts. That is the</w:t>
-      </w:r>
-      <w:r>
-        <w:t xml:space="preserve"> </w:t>
-      </w:r>
-      <w:r>
-        <w:t xml:space="preserve">test-first principle at work.</w:t>
+        <w:t xml:space="preserve">Each phase should end green before the next one starts, except tests that</w:t>
+      </w:r>
+      <w:r>
+        <w:t xml:space="preserve"> </w:t>
+      </w:r>
+      <w:r>
+        <w:rPr>
+          <w:rStyle w:val="VerbatimChar"/>
+        </w:rPr>
+        <w:t xml:space="preserve">tasks.md</w:t>
+      </w:r>
+      <w:r>
+        <w:t xml:space="preserve"> </w:t>
+      </w:r>
+      <w:r>
+        <w:t xml:space="preserve">says wait for a later phase. That is the test-first principle at</w:t>
+      </w:r>
+      <w:r>
+        <w:t xml:space="preserve"> </w:t>
+      </w:r>
+      <w:r>
+        <w:t xml:space="preserve">work.</w:t>
       </w:r>
     </w:p>
     <w:p>
@@ -14069,7 +14508,19 @@
         </w:numPr>
       </w:pPr>
       <w:r>
-        <w:t xml:space="preserve">Non-negotiable principles are enforced automatically in plan and tasks.</w:t>
+        <w:t xml:space="preserve">Constitution principles are checked in plan (Constitution Check gates) and</w:t>
+      </w:r>
+      <w:r>
+        <w:t xml:space="preserve"> </w:t>
+      </w:r>
+      <w:r>
+        <w:t xml:space="preserve">analyze (CRITICAL findings); tasks reads them too, but check the test-first</w:t>
+      </w:r>
+      <w:r>
+        <w:t xml:space="preserve"> </w:t>
+      </w:r>
+      <w:r>
+        <w:t xml:space="preserve">ordering yourself.</w:t>
       </w:r>
     </w:p>
     <w:p>
@@ -15253,6 +15704,133 @@
                 <w:szCs w:val="19"/>
               </w:rPr>
               <w:t xml:space="preserve">prefix on every command</w:t>
+            </w:r>
+          </w:p>
+        </w:tc>
+      </w:tr>
+      <w:tr>
+        <w:tc>
+          <w:tcPr>
+            <w:tcW w:type="dxa" w:w="3399"/>
+          </w:tcPr>
+          <w:p>
+            <w:pPr>
+              <w:pStyle w:val="Compact"/>
+            </w:pPr>
+            <w:r>
+              <w:rPr>
+                <w:rStyle w:val="VerbatimChar"/>
+                <w:sz w:val="19"/>
+                <w:szCs w:val="19"/>
+              </w:rPr>
+              <w:t xml:space="preserve">specify init</w:t>
+            </w:r>
+            <w:r>
+              <w:rPr>
+                <w:sz w:val="19"/>
+                <w:szCs w:val="19"/>
+              </w:rPr>
+              <w:t xml:space="preserve"> </w:t>
+            </w:r>
+            <w:r>
+              <w:rPr>
+                <w:sz w:val="19"/>
+                <w:szCs w:val="19"/>
+              </w:rPr>
+              <w:t xml:space="preserve">stops with</w:t>
+            </w:r>
+            <w:r>
+              <w:rPr>
+                <w:sz w:val="19"/>
+                <w:szCs w:val="19"/>
+              </w:rPr>
+              <w:t xml:space="preserve"> </w:t>
+            </w:r>
+            <w:r>
+              <w:rPr>
+                <w:rStyle w:val="VerbatimChar"/>
+                <w:sz w:val="19"/>
+                <w:szCs w:val="19"/>
+              </w:rPr>
+              <w:t xml:space="preserve">Agent Detection Error: claude not found</w:t>
+            </w:r>
+          </w:p>
+        </w:tc>
+        <w:tc>
+          <w:tcPr>
+            <w:tcW w:type="dxa" w:w="2561"/>
+          </w:tcPr>
+          <w:p>
+            <w:pPr>
+              <w:pStyle w:val="Compact"/>
+            </w:pPr>
+            <w:r>
+              <w:rPr>
+                <w:sz w:val="19"/>
+                <w:szCs w:val="19"/>
+              </w:rPr>
+              <w:t xml:space="preserve">Claude Code is not on</w:t>
+            </w:r>
+            <w:r>
+              <w:rPr>
+                <w:sz w:val="19"/>
+                <w:szCs w:val="19"/>
+              </w:rPr>
+              <w:t xml:space="preserve"> </w:t>
+            </w:r>
+            <w:r>
+              <w:rPr>
+                <w:rStyle w:val="VerbatimChar"/>
+                <w:sz w:val="19"/>
+                <w:szCs w:val="19"/>
+              </w:rPr>
+              <w:t xml:space="preserve">PATH</w:t>
+            </w:r>
+          </w:p>
+        </w:tc>
+        <w:tc>
+          <w:tcPr>
+            <w:tcW w:type="dxa" w:w="3399"/>
+          </w:tcPr>
+          <w:p>
+            <w:pPr>
+              <w:pStyle w:val="Compact"/>
+            </w:pPr>
+            <w:r>
+              <w:rPr>
+                <w:sz w:val="19"/>
+                <w:szCs w:val="19"/>
+              </w:rPr>
+              <w:t xml:space="preserve">Install Claude Code and open a new shell, or add</w:t>
+            </w:r>
+            <w:r>
+              <w:rPr>
+                <w:sz w:val="19"/>
+                <w:szCs w:val="19"/>
+              </w:rPr>
+              <w:t xml:space="preserve"> </w:t>
+            </w:r>
+            <w:r>
+              <w:rPr>
+                <w:rStyle w:val="VerbatimChar"/>
+                <w:sz w:val="19"/>
+                <w:szCs w:val="19"/>
+              </w:rPr>
+              <w:t xml:space="preserve">--ignore-agent-tools</w:t>
+            </w:r>
+            <w:r>
+              <w:rPr>
+                <w:sz w:val="19"/>
+                <w:szCs w:val="19"/>
+              </w:rPr>
+              <w:t xml:space="preserve"> </w:t>
+            </w:r>
+            <w:r>
+              <w:rPr>
+                <w:sz w:val="19"/>
+                <w:szCs w:val="19"/>
+              </w:rPr>
+              <w:t xml:space="preserve">to scaffold anyway</w:t>
             </w:r>
           </w:p>
         </w:tc>
